--- a/aryan_seminar_report/src/cover_pages.docx
+++ b/aryan_seminar_report/src/cover_pages.docx
@@ -1101,7 +1101,7 @@
           <w:rFonts w:ascii="Times New Roman" w:eastAsia="Times New Roman" w:hAnsi="Times New Roman" w:cs="Times New Roman"/>
           <w:sz w:val="24"/>
         </w:rPr>
-        <w:t xml:space="preserve">Seminar Guide                                                                     Seminar coordinator                              </w:t>
+        <w:t xml:space="preserve">    Seminar Guide                                                                 Seminar coordinator                              </w:t>
       </w:r>
     </w:p>
     <w:p>
